--- a/문서/기관별/질의서_한국도자재단.docx
+++ b/문서/기관별/질의서_한국도자재단.docx
@@ -44,7 +44,7 @@
           <w:color w:val="6B7280"/>
           <w:sz w:val="20"/>
         </w:rPr>
-        <w:t>2026년 행정사무감사 · 작성 2026. 09. 18.</w:t>
+        <w:t>2026년 행정사무감사 · 작성 2026. 09. 23.</w:t>
       </w:r>
     </w:p>
     <w:p>

--- a/문서/기관별/질의서_한국도자재단.docx
+++ b/문서/기관별/질의서_한국도자재단.docx
@@ -44,7 +44,7 @@
           <w:color w:val="6B7280"/>
           <w:sz w:val="20"/>
         </w:rPr>
-        <w:t>2026년 행정사무감사 · 작성 2026. 09. 23.</w:t>
+        <w:t>2026년 행정사무감사 · 작성 2026. 09. 28.</w:t>
       </w:r>
     </w:p>
     <w:p>

--- a/문서/기관별/질의서_한국도자재단.docx
+++ b/문서/기관별/질의서_한국도자재단.docx
@@ -44,7 +44,7 @@
           <w:color w:val="6B7280"/>
           <w:sz w:val="20"/>
         </w:rPr>
-        <w:t>2026년 행정사무감사 · 작성 2026. 09. 28.</w:t>
+        <w:t>2026년 행정사무감사 · 작성 2026. 10. 01.</w:t>
       </w:r>
     </w:p>
     <w:p>

--- a/문서/기관별/질의서_한국도자재단.docx
+++ b/문서/기관별/질의서_한국도자재단.docx
@@ -44,7 +44,7 @@
           <w:color w:val="6B7280"/>
           <w:sz w:val="20"/>
         </w:rPr>
-        <w:t>2026년 행정사무감사 · 작성 2026. 10. 01.</w:t>
+        <w:t>2026년 행정사무감사 · 작성 2026. 10. 02.</w:t>
       </w:r>
     </w:p>
     <w:p>

--- a/문서/기관별/질의서_한국도자재단.docx
+++ b/문서/기관별/질의서_한국도자재단.docx
@@ -44,7 +44,7 @@
           <w:color w:val="6B7280"/>
           <w:sz w:val="20"/>
         </w:rPr>
-        <w:t>2026년 행정사무감사 · 작성 2026. 10. 02.</w:t>
+        <w:t>2026년 행정사무감사 · 작성 2026. 10. 19.</w:t>
       </w:r>
     </w:p>
     <w:p>
@@ -345,6 +345,78 @@
     </w:p>
     <w:p>
       <w:pPr>
+        <w:spacing w:after="20" w:before="0" w:line="324" w:lineRule="auto"/>
+        <w:ind w:left="113"/>
+      </w:pPr>
+      <w:r>
+        <w:rPr>
+          <w:rFonts w:ascii="맑은 고딕" w:hAnsi="맑은 고딕" w:eastAsia="맑은 고딕"/>
+          <w:b/>
+          <w:color w:val="B91C1C"/>
+          <w:sz w:val="21"/>
+        </w:rPr>
+        <w:t xml:space="preserve">5. 【중점】 </w:t>
+      </w:r>
+      <w:r>
+        <w:rPr>
+          <w:rFonts w:ascii="맑은 고딕" w:hAnsi="맑은 고딕" w:eastAsia="맑은 고딕"/>
+          <w:b/>
+          <w:sz w:val="21"/>
+        </w:rPr>
+        <w:t>직원 비위 징계 처분의 적정성</w:t>
+      </w:r>
+    </w:p>
+    <w:p>
+      <w:pPr>
+        <w:spacing w:after="20" w:before="0" w:line="324" w:lineRule="auto"/>
+        <w:ind w:left="454"/>
+      </w:pPr>
+      <w:r>
+        <w:rPr>
+          <w:rFonts w:ascii="맑은 고딕" w:hAnsi="맑은 고딕" w:eastAsia="맑은 고딕"/>
+          <w:b w:val="0"/>
+          <w:sz w:val="21"/>
+        </w:rPr>
+        <w:t>재단 직원 비위에 대한 처분이 '제 식구 감싸기'라는 지적이 행감에서 나왔습니다. 최근 3년 징계 요구 건별로 요구 수위와 실제 처분이 어떻게 달랐는지, 감경한 사유는 무엇인지 설명해 주십시오. 인사위원회 구성에 외부위원은 몇 명이고, 재심에서 수위가 낮아진 사례는 몇 건입니까?</w:t>
+      </w:r>
+    </w:p>
+    <w:p>
+      <w:pPr>
+        <w:spacing w:after="0" w:before="0" w:line="324" w:lineRule="auto"/>
+        <w:ind w:left="454"/>
+      </w:pPr>
+      <w:r>
+        <w:rPr>
+          <w:rFonts w:ascii="맑은 고딕" w:hAnsi="맑은 고딕" w:eastAsia="맑은 고딕"/>
+          <w:b w:val="0"/>
+          <w:color w:val="6B7280"/>
+          <w:sz w:val="19"/>
+        </w:rPr>
+        <w:t>· 배경: 2026.10.17 행감 지적 보도(최만식 의원)</w:t>
+      </w:r>
+    </w:p>
+    <w:p>
+      <w:pPr>
+        <w:spacing w:after="0" w:before="0" w:line="324" w:lineRule="auto"/>
+        <w:ind w:left="454"/>
+      </w:pPr>
+      <w:r>
+        <w:rPr>
+          <w:rFonts w:ascii="맑은 고딕" w:hAnsi="맑은 고딕" w:eastAsia="맑은 고딕"/>
+          <w:b w:val="0"/>
+          <w:color w:val="6B7280"/>
+          <w:sz w:val="19"/>
+        </w:rPr>
+        <w:t>· 관련 자료요구: 도자재단-3</w:t>
+      </w:r>
+    </w:p>
+    <w:p>
+      <w:pPr>
+        <w:spacing w:after="60" w:before="0" w:line="324" w:lineRule="auto"/>
+      </w:pPr>
+    </w:p>
+    <w:p>
+      <w:pPr>
         <w:spacing w:after="40" w:before="0" w:line="324" w:lineRule="auto"/>
       </w:pPr>
       <w:r>
@@ -416,6 +488,81 @@
           <w:sz w:val="20"/>
         </w:rPr>
         <w:t>- 상품별 금액·금리·만기, 운용 전환 의결 문서, 위험관리 기준</w:t>
+      </w:r>
+    </w:p>
+    <w:p>
+      <w:pPr>
+        <w:spacing w:after="40" w:before="0" w:line="324" w:lineRule="auto"/>
+      </w:pPr>
+    </w:p>
+    <w:p>
+      <w:pPr>
+        <w:spacing w:after="0" w:before="0" w:line="324" w:lineRule="auto"/>
+        <w:ind w:left="113"/>
+      </w:pPr>
+      <w:r>
+        <w:rPr>
+          <w:rFonts w:ascii="맑은 고딕" w:hAnsi="맑은 고딕" w:eastAsia="맑은 고딕"/>
+          <w:b/>
+          <w:sz w:val="21"/>
+        </w:rPr>
+        <w:t>[도자재단-3] ∘ 최근 3년 임직원 비위·징계 처분 내역 (2024~2026. 10.)</w:t>
+      </w:r>
+    </w:p>
+    <w:p>
+      <w:pPr>
+        <w:spacing w:after="0" w:before="0" w:line="324" w:lineRule="auto"/>
+        <w:ind w:left="510"/>
+      </w:pPr>
+      <w:r>
+        <w:rPr>
+          <w:rFonts w:ascii="맑은 고딕" w:hAnsi="맑은 고딕" w:eastAsia="맑은 고딕"/>
+          <w:b w:val="0"/>
+          <w:sz w:val="20"/>
+        </w:rPr>
+        <w:t>- 사건별 비위 유형, 징계 요구 수위와 실제 처분, 감경·가중 사유</w:t>
+      </w:r>
+    </w:p>
+    <w:p>
+      <w:pPr>
+        <w:spacing w:after="0" w:before="0" w:line="324" w:lineRule="auto"/>
+        <w:ind w:left="510"/>
+      </w:pPr>
+      <w:r>
+        <w:rPr>
+          <w:rFonts w:ascii="맑은 고딕" w:hAnsi="맑은 고딕" w:eastAsia="맑은 고딕"/>
+          <w:b w:val="0"/>
+          <w:sz w:val="20"/>
+        </w:rPr>
+        <w:t>- 인사위원회·재심위원회 구성(외부위원 포함)과 회의록</w:t>
+      </w:r>
+    </w:p>
+    <w:p>
+      <w:pPr>
+        <w:spacing w:after="0" w:before="0" w:line="324" w:lineRule="auto"/>
+        <w:ind w:left="510"/>
+      </w:pPr>
+      <w:r>
+        <w:rPr>
+          <w:rFonts w:ascii="맑은 고딕" w:hAnsi="맑은 고딕" w:eastAsia="맑은 고딕"/>
+          <w:b w:val="0"/>
+          <w:sz w:val="20"/>
+        </w:rPr>
+        <w:t>- 재심에서 처분이 변경된 사례와 사유</w:t>
+      </w:r>
+    </w:p>
+    <w:p>
+      <w:pPr>
+        <w:spacing w:after="0" w:before="0" w:line="324" w:lineRule="auto"/>
+        <w:ind w:left="510"/>
+      </w:pPr>
+      <w:r>
+        <w:rPr>
+          <w:rFonts w:ascii="맑은 고딕" w:hAnsi="맑은 고딕" w:eastAsia="맑은 고딕"/>
+          <w:b w:val="0"/>
+          <w:sz w:val="20"/>
+        </w:rPr>
+        <w:t>- 비위 발생 부서의 후속 관리 조치(인사 조치, 교육, 제도 개선)</w:t>
       </w:r>
     </w:p>
     <w:p>
